--- a/eval/corpora/uv-docs-ingested/sources/concepts/authentication/certificates.docx
+++ b/eval/corpora/uv-docs-ingested/sources/concepts/authentication/certificates.docx
@@ -156,13 +156,13 @@
         <w:t xml:space="preserve"> </w:t>
       </w:r>
       <w:r>
-        <w:t xml:space="preserve">want to use the platform’s native certificate store instead — for example, if you’re relying on a</w:t>
-      </w:r>
-      <w:r>
-        <w:t xml:space="preserve"> </w:t>
-      </w:r>
-      <w:r>
-        <w:t xml:space="preserve">corporate trust root (e.g., for a mandatory proxy) that’s included in your system’s certificate</w:t>
+        <w:t xml:space="preserve">want to use the platform's native certificate store instead — for example, if you're relying on a</w:t>
+      </w:r>
+      <w:r>
+        <w:t xml:space="preserve"> </w:t>
+      </w:r>
+      <w:r>
+        <w:t xml:space="preserve">corporate trust root (e.g., for a mandatory proxy) that's included in your system's certificate</w:t>
       </w:r>
       <w:r>
         <w:t xml:space="preserve"> </w:t>
@@ -285,7 +285,7 @@
         <w:t xml:space="preserve"> </w:t>
       </w:r>
       <w:r>
-        <w:t xml:space="preserve">the operating system’s certificate verifier.</w:t>
+        <w:t xml:space="preserve">the operating system's certificate verifier.</w:t>
       </w:r>
     </w:p>
     <w:bookmarkEnd w:id="16"/>
@@ -653,7 +653,7 @@
         <w:pStyle w:val="FirstParagraph"/>
       </w:pPr>
       <w:r>
-        <w:t xml:space="preserve">If you’re using a setup in which you want to trust a self-signed certificate or otherwise disable</w:t>
+        <w:t xml:space="preserve">If you're using a setup in which you want to trust a self-signed certificate or otherwise disable</w:t>
       </w:r>
       <w:r>
         <w:t xml:space="preserve"> </w:t>
